--- a/лаб4/ЛР_4_Письмак_Владислав_ОІ-22.docx
+++ b/лаб4/ЛР_4_Письмак_Владислав_ОІ-22.docx
@@ -1648,6 +1648,7 @@
         </w:numPr>
         <w:spacing w:before="120" w:line="360" w:lineRule="auto"/>
         <w:ind w:left="283" w:hanging="283"/>
+        <w:jc w:val="both"/>
         <w:rPr>
           <w:rFonts w:eastAsia="Times New Roman" w:cs="Times New Roman"/>
           <w:color w:val="000000"/>
@@ -1763,6 +1764,7 @@
         </w:numPr>
         <w:spacing w:before="120" w:line="360" w:lineRule="auto"/>
         <w:ind w:left="283" w:hanging="283"/>
+        <w:jc w:val="both"/>
         <w:rPr>
           <w:rFonts w:eastAsia="Times New Roman" w:cs="Times New Roman"/>
           <w:color w:val="000000"/>
@@ -1909,6 +1911,7 @@
         </w:numPr>
         <w:spacing w:before="120" w:line="360" w:lineRule="auto"/>
         <w:ind w:left="283" w:hanging="283"/>
+        <w:jc w:val="both"/>
         <w:rPr>
           <w:rFonts w:eastAsia="Times New Roman" w:cs="Times New Roman"/>
           <w:color w:val="000000"/>
@@ -2168,6 +2171,7 @@
         </w:numPr>
         <w:spacing w:before="120" w:line="360" w:lineRule="auto"/>
         <w:ind w:left="283" w:hanging="283"/>
+        <w:jc w:val="both"/>
         <w:rPr>
           <w:rFonts w:eastAsia="Times New Roman" w:cs="Times New Roman"/>
           <w:color w:val="000000"/>
@@ -6090,6 +6094,7 @@
     <w:p>
       <w:pPr>
         <w:pStyle w:val="af1"/>
+        <w:jc w:val="both"/>
         <w:rPr>
           <w:sz w:val="28"/>
         </w:rPr>
@@ -6275,282 +6280,406 @@
           <w:lang w:val="uk-UA"/>
         </w:rPr>
       </w:pPr>
-      <w:hyperlink r:id="rId13" w:history="1">
-        <w:r>
-          <w:rPr>
-            <w:rStyle w:val="af4"/>
-            <w:rFonts w:eastAsia="Times New Roman" w:cs="Times New Roman"/>
-            <w:b/>
-            <w:bCs/>
-            <w:sz w:val="28"/>
-            <w:szCs w:val="28"/>
-          </w:rPr>
-          <w:t>https</w:t>
-        </w:r>
-        <w:r>
-          <w:rPr>
-            <w:rStyle w:val="af4"/>
-            <w:rFonts w:eastAsia="Times New Roman" w:cs="Times New Roman"/>
-            <w:b/>
-            <w:bCs/>
-            <w:sz w:val="28"/>
-            <w:szCs w:val="28"/>
-            <w:lang w:val="uk-UA"/>
-          </w:rPr>
-          <w:t>://</w:t>
-        </w:r>
-        <w:proofErr w:type="spellStart"/>
-        <w:r>
-          <w:rPr>
-            <w:rStyle w:val="af4"/>
-            <w:rFonts w:eastAsia="Times New Roman" w:cs="Times New Roman"/>
-            <w:b/>
-            <w:bCs/>
-            <w:sz w:val="28"/>
-            <w:szCs w:val="28"/>
-          </w:rPr>
-          <w:t>github</w:t>
-        </w:r>
-        <w:proofErr w:type="spellEnd"/>
-        <w:r>
-          <w:rPr>
-            <w:rStyle w:val="af4"/>
-            <w:rFonts w:eastAsia="Times New Roman" w:cs="Times New Roman"/>
-            <w:b/>
-            <w:bCs/>
-            <w:sz w:val="28"/>
-            <w:szCs w:val="28"/>
-            <w:lang w:val="uk-UA"/>
-          </w:rPr>
-          <w:t>.</w:t>
-        </w:r>
-        <w:r>
-          <w:rPr>
-            <w:rStyle w:val="af4"/>
-            <w:rFonts w:eastAsia="Times New Roman" w:cs="Times New Roman"/>
-            <w:b/>
-            <w:bCs/>
-            <w:sz w:val="28"/>
-            <w:szCs w:val="28"/>
-          </w:rPr>
-          <w:t>com</w:t>
-        </w:r>
-        <w:r>
-          <w:rPr>
-            <w:rStyle w:val="af4"/>
-            <w:rFonts w:eastAsia="Times New Roman" w:cs="Times New Roman"/>
-            <w:b/>
-            <w:bCs/>
-            <w:sz w:val="28"/>
-            <w:szCs w:val="28"/>
-            <w:lang w:val="uk-UA"/>
-          </w:rPr>
-          <w:t>/</w:t>
-        </w:r>
-        <w:proofErr w:type="spellStart"/>
-        <w:r>
-          <w:rPr>
-            <w:rStyle w:val="af4"/>
-            <w:rFonts w:eastAsia="Times New Roman" w:cs="Times New Roman"/>
-            <w:b/>
-            <w:bCs/>
-            <w:sz w:val="28"/>
-            <w:szCs w:val="28"/>
-          </w:rPr>
-          <w:t>VladSKD</w:t>
-        </w:r>
-        <w:proofErr w:type="spellEnd"/>
-        <w:r>
-          <w:rPr>
-            <w:rStyle w:val="af4"/>
-            <w:rFonts w:eastAsia="Times New Roman" w:cs="Times New Roman"/>
-            <w:b/>
-            <w:bCs/>
-            <w:sz w:val="28"/>
-            <w:szCs w:val="28"/>
-            <w:lang w:val="uk-UA"/>
-          </w:rPr>
-          <w:t>/</w:t>
-        </w:r>
-        <w:proofErr w:type="spellStart"/>
-        <w:r>
-          <w:rPr>
-            <w:rStyle w:val="af4"/>
-            <w:rFonts w:eastAsia="Times New Roman" w:cs="Times New Roman"/>
-            <w:b/>
-            <w:bCs/>
-            <w:sz w:val="28"/>
-            <w:szCs w:val="28"/>
-          </w:rPr>
-          <w:t>vladskd</w:t>
-        </w:r>
-        <w:proofErr w:type="spellEnd"/>
-        <w:r>
-          <w:rPr>
-            <w:rStyle w:val="af4"/>
-            <w:rFonts w:eastAsia="Times New Roman" w:cs="Times New Roman"/>
-            <w:b/>
-            <w:bCs/>
-            <w:sz w:val="28"/>
-            <w:szCs w:val="28"/>
-            <w:lang w:val="uk-UA"/>
-          </w:rPr>
-          <w:t>.</w:t>
-        </w:r>
-        <w:proofErr w:type="spellStart"/>
-        <w:r>
-          <w:rPr>
-            <w:rStyle w:val="af4"/>
-            <w:rFonts w:eastAsia="Times New Roman" w:cs="Times New Roman"/>
-            <w:b/>
-            <w:bCs/>
-            <w:sz w:val="28"/>
-            <w:szCs w:val="28"/>
-          </w:rPr>
-          <w:t>github</w:t>
-        </w:r>
-        <w:proofErr w:type="spellEnd"/>
-        <w:r>
-          <w:rPr>
-            <w:rStyle w:val="af4"/>
-            <w:rFonts w:eastAsia="Times New Roman" w:cs="Times New Roman"/>
-            <w:b/>
-            <w:bCs/>
-            <w:sz w:val="28"/>
-            <w:szCs w:val="28"/>
-            <w:lang w:val="uk-UA"/>
-          </w:rPr>
-          <w:t>.</w:t>
-        </w:r>
-        <w:proofErr w:type="spellStart"/>
-        <w:r>
-          <w:rPr>
-            <w:rStyle w:val="af4"/>
-            <w:rFonts w:eastAsia="Times New Roman" w:cs="Times New Roman"/>
-            <w:b/>
-            <w:bCs/>
-            <w:sz w:val="28"/>
-            <w:szCs w:val="28"/>
-          </w:rPr>
-          <w:t>io</w:t>
-        </w:r>
-        <w:proofErr w:type="spellEnd"/>
-        <w:r>
-          <w:rPr>
-            <w:rStyle w:val="af4"/>
-            <w:rFonts w:eastAsia="Times New Roman" w:cs="Times New Roman"/>
-            <w:b/>
-            <w:bCs/>
-            <w:sz w:val="28"/>
-            <w:szCs w:val="28"/>
-            <w:lang w:val="uk-UA"/>
-          </w:rPr>
-          <w:t>/</w:t>
-        </w:r>
-        <w:r>
-          <w:rPr>
-            <w:rStyle w:val="af4"/>
-            <w:rFonts w:eastAsia="Times New Roman" w:cs="Times New Roman"/>
-            <w:b/>
-            <w:bCs/>
-            <w:sz w:val="28"/>
-            <w:szCs w:val="28"/>
-          </w:rPr>
-          <w:t>tree</w:t>
-        </w:r>
-        <w:r>
-          <w:rPr>
-            <w:rStyle w:val="af4"/>
-            <w:rFonts w:eastAsia="Times New Roman" w:cs="Times New Roman"/>
-            <w:b/>
-            <w:bCs/>
-            <w:sz w:val="28"/>
-            <w:szCs w:val="28"/>
-            <w:lang w:val="uk-UA"/>
-          </w:rPr>
-          <w:t>/</w:t>
-        </w:r>
-        <w:r>
-          <w:rPr>
-            <w:rStyle w:val="af4"/>
-            <w:rFonts w:eastAsia="Times New Roman" w:cs="Times New Roman"/>
-            <w:b/>
-            <w:bCs/>
-            <w:sz w:val="28"/>
-            <w:szCs w:val="28"/>
-          </w:rPr>
-          <w:t>main</w:t>
-        </w:r>
-        <w:r>
-          <w:rPr>
-            <w:rStyle w:val="af4"/>
-            <w:rFonts w:eastAsia="Times New Roman" w:cs="Times New Roman"/>
-            <w:b/>
-            <w:bCs/>
-            <w:sz w:val="28"/>
-            <w:szCs w:val="28"/>
-            <w:lang w:val="uk-UA"/>
-          </w:rPr>
-          <w:t>/</w:t>
-        </w:r>
-        <w:r>
-          <w:rPr>
-            <w:rStyle w:val="af4"/>
-            <w:rFonts w:eastAsia="Times New Roman" w:cs="Times New Roman"/>
-            <w:b/>
-            <w:bCs/>
-            <w:sz w:val="28"/>
-            <w:szCs w:val="28"/>
-          </w:rPr>
-          <w:t>lab</w:t>
-        </w:r>
-        <w:r>
-          <w:rPr>
-            <w:rStyle w:val="af4"/>
-            <w:rFonts w:eastAsia="Times New Roman" w:cs="Times New Roman"/>
-            <w:b/>
-            <w:bCs/>
-            <w:sz w:val="28"/>
-            <w:szCs w:val="28"/>
-            <w:lang w:val="uk-UA"/>
-          </w:rPr>
-          <w:t>3/</w:t>
-        </w:r>
-        <w:r>
-          <w:rPr>
-            <w:rStyle w:val="af4"/>
-            <w:rFonts w:eastAsia="Times New Roman" w:cs="Times New Roman"/>
-            <w:b/>
-            <w:bCs/>
-            <w:sz w:val="28"/>
-            <w:szCs w:val="28"/>
-          </w:rPr>
-          <w:t>history</w:t>
-        </w:r>
-        <w:r>
-          <w:rPr>
-            <w:rStyle w:val="af4"/>
-            <w:rFonts w:eastAsia="Times New Roman" w:cs="Times New Roman"/>
-            <w:b/>
-            <w:bCs/>
-            <w:sz w:val="28"/>
-            <w:szCs w:val="28"/>
-            <w:lang w:val="uk-UA"/>
-          </w:rPr>
-          <w:t>-</w:t>
-        </w:r>
-        <w:r>
-          <w:rPr>
-            <w:rStyle w:val="af4"/>
-            <w:rFonts w:eastAsia="Times New Roman" w:cs="Times New Roman"/>
-            <w:b/>
-            <w:bCs/>
-            <w:sz w:val="28"/>
-            <w:szCs w:val="28"/>
-          </w:rPr>
-          <w:t>hub</w:t>
-        </w:r>
-      </w:hyperlink>
+      <w:r>
+        <w:fldChar w:fldCharType="begin"/>
+      </w:r>
+      <w:r>
+        <w:instrText>HYPERLINK</w:instrText>
+      </w:r>
+      <w:r>
+        <w:rPr>
+          <w:lang w:val="ru-RU"/>
+        </w:rPr>
+        <w:instrText xml:space="preserve"> "</w:instrText>
+      </w:r>
+      <w:r>
+        <w:instrText>https</w:instrText>
+      </w:r>
+      <w:r>
+        <w:rPr>
+          <w:lang w:val="ru-RU"/>
+        </w:rPr>
+        <w:instrText>://</w:instrText>
+      </w:r>
+      <w:r>
+        <w:instrText>github</w:instrText>
+      </w:r>
+      <w:r>
+        <w:rPr>
+          <w:lang w:val="ru-RU"/>
+        </w:rPr>
+        <w:instrText>.</w:instrText>
+      </w:r>
+      <w:r>
+        <w:instrText>com</w:instrText>
+      </w:r>
+      <w:r>
+        <w:rPr>
+          <w:lang w:val="ru-RU"/>
+        </w:rPr>
+        <w:instrText>/</w:instrText>
+      </w:r>
+      <w:r>
+        <w:instrText>VladSKD</w:instrText>
+      </w:r>
+      <w:r>
+        <w:rPr>
+          <w:lang w:val="ru-RU"/>
+        </w:rPr>
+        <w:instrText>/</w:instrText>
+      </w:r>
+      <w:r>
+        <w:instrText>vladskd</w:instrText>
+      </w:r>
+      <w:r>
+        <w:rPr>
+          <w:lang w:val="ru-RU"/>
+        </w:rPr>
+        <w:instrText>.</w:instrText>
+      </w:r>
+      <w:r>
+        <w:instrText>github</w:instrText>
+      </w:r>
+      <w:r>
+        <w:rPr>
+          <w:lang w:val="ru-RU"/>
+        </w:rPr>
+        <w:instrText>.</w:instrText>
+      </w:r>
+      <w:r>
+        <w:instrText>io</w:instrText>
+      </w:r>
+      <w:r>
+        <w:rPr>
+          <w:lang w:val="ru-RU"/>
+        </w:rPr>
+        <w:instrText>/</w:instrText>
+      </w:r>
+      <w:r>
+        <w:instrText>tree</w:instrText>
+      </w:r>
+      <w:r>
+        <w:rPr>
+          <w:lang w:val="ru-RU"/>
+        </w:rPr>
+        <w:instrText>/</w:instrText>
+      </w:r>
+      <w:r>
+        <w:instrText>main</w:instrText>
+      </w:r>
+      <w:r>
+        <w:rPr>
+          <w:lang w:val="ru-RU"/>
+        </w:rPr>
+        <w:instrText>/</w:instrText>
+      </w:r>
+      <w:r>
+        <w:instrText>lab</w:instrText>
+      </w:r>
+      <w:r>
+        <w:rPr>
+          <w:lang w:val="ru-RU"/>
+        </w:rPr>
+        <w:instrText>3/</w:instrText>
+      </w:r>
+      <w:r>
+        <w:instrText>history</w:instrText>
+      </w:r>
+      <w:r>
+        <w:rPr>
+          <w:lang w:val="ru-RU"/>
+        </w:rPr>
+        <w:instrText>-</w:instrText>
+      </w:r>
+      <w:r>
+        <w:instrText>hub</w:instrText>
+      </w:r>
+      <w:r>
+        <w:rPr>
+          <w:lang w:val="ru-RU"/>
+        </w:rPr>
+        <w:instrText>"</w:instrText>
+      </w:r>
+      <w:r>
+        <w:fldChar w:fldCharType="separate"/>
+      </w:r>
+      <w:r>
+        <w:rPr>
+          <w:rStyle w:val="af4"/>
+          <w:rFonts w:eastAsia="Times New Roman" w:cs="Times New Roman"/>
+          <w:b/>
+          <w:bCs/>
+          <w:sz w:val="28"/>
+          <w:szCs w:val="28"/>
+        </w:rPr>
+        <w:t>https</w:t>
+      </w:r>
+      <w:r>
+        <w:rPr>
+          <w:rStyle w:val="af4"/>
+          <w:rFonts w:eastAsia="Times New Roman" w:cs="Times New Roman"/>
+          <w:b/>
+          <w:bCs/>
+          <w:sz w:val="28"/>
+          <w:szCs w:val="28"/>
+          <w:lang w:val="uk-UA"/>
+        </w:rPr>
+        <w:t>://</w:t>
+      </w:r>
+      <w:proofErr w:type="spellStart"/>
+      <w:r>
+        <w:rPr>
+          <w:rStyle w:val="af4"/>
+          <w:rFonts w:eastAsia="Times New Roman" w:cs="Times New Roman"/>
+          <w:b/>
+          <w:bCs/>
+          <w:sz w:val="28"/>
+          <w:szCs w:val="28"/>
+        </w:rPr>
+        <w:t>github</w:t>
+      </w:r>
+      <w:proofErr w:type="spellEnd"/>
+      <w:r>
+        <w:rPr>
+          <w:rStyle w:val="af4"/>
+          <w:rFonts w:eastAsia="Times New Roman" w:cs="Times New Roman"/>
+          <w:b/>
+          <w:bCs/>
+          <w:sz w:val="28"/>
+          <w:szCs w:val="28"/>
+          <w:lang w:val="uk-UA"/>
+        </w:rPr>
+        <w:t>.</w:t>
+      </w:r>
+      <w:r>
+        <w:rPr>
+          <w:rStyle w:val="af4"/>
+          <w:rFonts w:eastAsia="Times New Roman" w:cs="Times New Roman"/>
+          <w:b/>
+          <w:bCs/>
+          <w:sz w:val="28"/>
+          <w:szCs w:val="28"/>
+        </w:rPr>
+        <w:t>com</w:t>
+      </w:r>
+      <w:r>
+        <w:rPr>
+          <w:rStyle w:val="af4"/>
+          <w:rFonts w:eastAsia="Times New Roman" w:cs="Times New Roman"/>
+          <w:b/>
+          <w:bCs/>
+          <w:sz w:val="28"/>
+          <w:szCs w:val="28"/>
+          <w:lang w:val="uk-UA"/>
+        </w:rPr>
+        <w:t>/</w:t>
+      </w:r>
+      <w:proofErr w:type="spellStart"/>
+      <w:r>
+        <w:rPr>
+          <w:rStyle w:val="af4"/>
+          <w:rFonts w:eastAsia="Times New Roman" w:cs="Times New Roman"/>
+          <w:b/>
+          <w:bCs/>
+          <w:sz w:val="28"/>
+          <w:szCs w:val="28"/>
+        </w:rPr>
+        <w:t>VladSKD</w:t>
+      </w:r>
+      <w:proofErr w:type="spellEnd"/>
+      <w:r>
+        <w:rPr>
+          <w:rStyle w:val="af4"/>
+          <w:rFonts w:eastAsia="Times New Roman" w:cs="Times New Roman"/>
+          <w:b/>
+          <w:bCs/>
+          <w:sz w:val="28"/>
+          <w:szCs w:val="28"/>
+          <w:lang w:val="uk-UA"/>
+        </w:rPr>
+        <w:t>/</w:t>
+      </w:r>
+      <w:proofErr w:type="spellStart"/>
+      <w:r>
+        <w:rPr>
+          <w:rStyle w:val="af4"/>
+          <w:rFonts w:eastAsia="Times New Roman" w:cs="Times New Roman"/>
+          <w:b/>
+          <w:bCs/>
+          <w:sz w:val="28"/>
+          <w:szCs w:val="28"/>
+        </w:rPr>
+        <w:t>vladskd</w:t>
+      </w:r>
+      <w:proofErr w:type="spellEnd"/>
+      <w:r>
+        <w:rPr>
+          <w:rStyle w:val="af4"/>
+          <w:rFonts w:eastAsia="Times New Roman" w:cs="Times New Roman"/>
+          <w:b/>
+          <w:bCs/>
+          <w:sz w:val="28"/>
+          <w:szCs w:val="28"/>
+          <w:lang w:val="uk-UA"/>
+        </w:rPr>
+        <w:t>.</w:t>
+      </w:r>
+      <w:proofErr w:type="spellStart"/>
+      <w:r>
+        <w:rPr>
+          <w:rStyle w:val="af4"/>
+          <w:rFonts w:eastAsia="Times New Roman" w:cs="Times New Roman"/>
+          <w:b/>
+          <w:bCs/>
+          <w:sz w:val="28"/>
+          <w:szCs w:val="28"/>
+        </w:rPr>
+        <w:t>github</w:t>
+      </w:r>
+      <w:proofErr w:type="spellEnd"/>
+      <w:r>
+        <w:rPr>
+          <w:rStyle w:val="af4"/>
+          <w:rFonts w:eastAsia="Times New Roman" w:cs="Times New Roman"/>
+          <w:b/>
+          <w:bCs/>
+          <w:sz w:val="28"/>
+          <w:szCs w:val="28"/>
+          <w:lang w:val="uk-UA"/>
+        </w:rPr>
+        <w:t>.</w:t>
+      </w:r>
+      <w:proofErr w:type="spellStart"/>
+      <w:r>
+        <w:rPr>
+          <w:rStyle w:val="af4"/>
+          <w:rFonts w:eastAsia="Times New Roman" w:cs="Times New Roman"/>
+          <w:b/>
+          <w:bCs/>
+          <w:sz w:val="28"/>
+          <w:szCs w:val="28"/>
+        </w:rPr>
+        <w:t>io</w:t>
+      </w:r>
+      <w:proofErr w:type="spellEnd"/>
+      <w:r>
+        <w:rPr>
+          <w:rStyle w:val="af4"/>
+          <w:rFonts w:eastAsia="Times New Roman" w:cs="Times New Roman"/>
+          <w:b/>
+          <w:bCs/>
+          <w:sz w:val="28"/>
+          <w:szCs w:val="28"/>
+          <w:lang w:val="uk-UA"/>
+        </w:rPr>
+        <w:t>/</w:t>
+      </w:r>
+      <w:r>
+        <w:rPr>
+          <w:rStyle w:val="af4"/>
+          <w:rFonts w:eastAsia="Times New Roman" w:cs="Times New Roman"/>
+          <w:b/>
+          <w:bCs/>
+          <w:sz w:val="28"/>
+          <w:szCs w:val="28"/>
+        </w:rPr>
+        <w:t>tree</w:t>
+      </w:r>
+      <w:r>
+        <w:rPr>
+          <w:rStyle w:val="af4"/>
+          <w:rFonts w:eastAsia="Times New Roman" w:cs="Times New Roman"/>
+          <w:b/>
+          <w:bCs/>
+          <w:sz w:val="28"/>
+          <w:szCs w:val="28"/>
+          <w:lang w:val="uk-UA"/>
+        </w:rPr>
+        <w:t>/</w:t>
+      </w:r>
+      <w:r>
+        <w:rPr>
+          <w:rStyle w:val="af4"/>
+          <w:rFonts w:eastAsia="Times New Roman" w:cs="Times New Roman"/>
+          <w:b/>
+          <w:bCs/>
+          <w:sz w:val="28"/>
+          <w:szCs w:val="28"/>
+        </w:rPr>
+        <w:t>main</w:t>
+      </w:r>
+      <w:r>
+        <w:rPr>
+          <w:rStyle w:val="af4"/>
+          <w:rFonts w:eastAsia="Times New Roman" w:cs="Times New Roman"/>
+          <w:b/>
+          <w:bCs/>
+          <w:sz w:val="28"/>
+          <w:szCs w:val="28"/>
+          <w:lang w:val="uk-UA"/>
+        </w:rPr>
+        <w:t>/</w:t>
+      </w:r>
+      <w:r>
+        <w:rPr>
+          <w:rStyle w:val="af4"/>
+          <w:rFonts w:eastAsia="Times New Roman" w:cs="Times New Roman"/>
+          <w:b/>
+          <w:bCs/>
+          <w:sz w:val="28"/>
+          <w:szCs w:val="28"/>
+        </w:rPr>
+        <w:t>lab</w:t>
+      </w:r>
+      <w:r>
+        <w:rPr>
+          <w:rStyle w:val="af4"/>
+          <w:rFonts w:eastAsia="Times New Roman" w:cs="Times New Roman"/>
+          <w:b/>
+          <w:bCs/>
+          <w:sz w:val="28"/>
+          <w:szCs w:val="28"/>
+          <w:lang w:val="uk-UA"/>
+        </w:rPr>
+        <w:t>3/</w:t>
+      </w:r>
+      <w:r>
+        <w:rPr>
+          <w:rStyle w:val="af4"/>
+          <w:rFonts w:eastAsia="Times New Roman" w:cs="Times New Roman"/>
+          <w:b/>
+          <w:bCs/>
+          <w:sz w:val="28"/>
+          <w:szCs w:val="28"/>
+        </w:rPr>
+        <w:t>history</w:t>
+      </w:r>
+      <w:r>
+        <w:rPr>
+          <w:rStyle w:val="af4"/>
+          <w:rFonts w:eastAsia="Times New Roman" w:cs="Times New Roman"/>
+          <w:b/>
+          <w:bCs/>
+          <w:sz w:val="28"/>
+          <w:szCs w:val="28"/>
+          <w:lang w:val="uk-UA"/>
+        </w:rPr>
+        <w:t>-</w:t>
+      </w:r>
+      <w:r>
+        <w:rPr>
+          <w:rStyle w:val="af4"/>
+          <w:rFonts w:eastAsia="Times New Roman" w:cs="Times New Roman"/>
+          <w:b/>
+          <w:bCs/>
+          <w:sz w:val="28"/>
+          <w:szCs w:val="28"/>
+        </w:rPr>
+        <w:t>hub</w:t>
+      </w:r>
+      <w:r>
+        <w:fldChar w:fldCharType="end"/>
+      </w:r>
     </w:p>
     <w:p>
       <w:pPr>
@@ -6604,8 +6733,8 @@
       </w:r>
     </w:p>
     <w:sectPr>
-      <w:footerReference w:type="default" r:id="rId14"/>
-      <w:footerReference w:type="first" r:id="rId15"/>
+      <w:footerReference w:type="default" r:id="rId13"/>
+      <w:footerReference w:type="first" r:id="rId14"/>
       <w:pgSz w:w="11906" w:h="16838"/>
       <w:pgMar w:top="1134" w:right="1134" w:bottom="1693" w:left="1134" w:header="0" w:footer="1134" w:gutter="0"/>
       <w:cols w:space="720"/>
@@ -9857,7 +9986,7 @@
 </file>
 
 <file path=customXml/itemProps1.xml><?xml version="1.0" encoding="utf-8"?>
-<ds:datastoreItem xmlns:ds="http://schemas.openxmlformats.org/officeDocument/2006/customXml" ds:itemID="{61F81753-2DF2-4D7D-A1D7-AC4209CEE29C}">
+<ds:datastoreItem xmlns:ds="http://schemas.openxmlformats.org/officeDocument/2006/customXml" ds:itemID="{ECB91362-4E05-411C-BBC4-B42A1D887867}">
   <ds:schemaRefs>
     <ds:schemaRef ds:uri="http://schemas.openxmlformats.org/officeDocument/2006/bibliography"/>
   </ds:schemaRefs>
